--- a/report/HealthGraph_Lab_Record.docx
+++ b/report/HealthGraph_Lab_Record.docx
@@ -3054,7 +3054,7 @@
         <w:t xml:space="preserve">Container &amp; cloud:</w:t>
       </w:r>
       <w:r>
-        <w:t xml:space="preserve"> Docker image (non-root, health check) deployed on AWS EC2 free tier (t3.micro, Mumbai region); ≈0.4 s per prediction.</w:t>
+        <w:t xml:space="preserve"> Docker image (non-root, health check) deployed on AWS EC2 free tier (t3.micro, Mumbai region, fixed Elastic IP); ≈0.4 s per prediction.</w:t>
       </w:r>
     </w:p>
     <w:p>
@@ -3075,7 +3075,7 @@
         <w:t xml:space="preserve">Live link:</w:t>
       </w:r>
       <w:r>
-        <w:t xml:space="preserve"> http://15.252.73.160/ui   ·   </w:t>
+        <w:t xml:space="preserve"> http://3.7.153.70/ui   ·   </w:t>
       </w:r>
       <w:r>
         <w:rPr>
